--- a/tuto.docx
+++ b/tuto.docx
@@ -28,13 +28,8 @@
           <w:numId w:val="1"/>
         </w:numPr>
       </w:pPr>
-      <w:proofErr w:type="spellStart"/>
       <w:r>
-        <w:t>npx</w:t>
-      </w:r>
-      <w:proofErr w:type="spellEnd"/>
-      <w:r>
-        <w:t xml:space="preserve"> playwright test </w:t>
+        <w:t xml:space="preserve">npx playwright test </w:t>
       </w:r>
       <w:r>
         <w:t>–</w:t>
@@ -56,13 +51,8 @@
           <w:numId w:val="1"/>
         </w:numPr>
       </w:pPr>
-      <w:proofErr w:type="spellStart"/>
       <w:r>
-        <w:t>npx</w:t>
-      </w:r>
-      <w:proofErr w:type="spellEnd"/>
-      <w:r>
-        <w:t xml:space="preserve"> playwright show-report</w:t>
+        <w:t>npx playwright show-report</w:t>
       </w:r>
     </w:p>
     <w:p/>
@@ -76,23 +66,13 @@
           <w:color w:val="EE0000"/>
         </w:rPr>
       </w:pPr>
-      <w:proofErr w:type="spellStart"/>
       <w:r>
         <w:rPr>
           <w:b/>
           <w:bCs/>
           <w:color w:val="EE0000"/>
         </w:rPr>
-        <w:t>codegen</w:t>
-      </w:r>
-      <w:proofErr w:type="spellEnd"/>
-      <w:r>
-        <w:rPr>
-          <w:b/>
-          <w:bCs/>
-          <w:color w:val="EE0000"/>
-        </w:rPr>
-        <w:t xml:space="preserve"> with playwright</w:t>
+        <w:t>codegen with playwright</w:t>
       </w:r>
     </w:p>
     <w:p>
@@ -106,21 +86,8 @@
       </w:pPr>
     </w:p>
     <w:p>
-      <w:proofErr w:type="spellStart"/>
       <w:r>
-        <w:t>npx</w:t>
-      </w:r>
-      <w:proofErr w:type="spellEnd"/>
-      <w:r>
-        <w:t xml:space="preserve"> playwright </w:t>
-      </w:r>
-      <w:proofErr w:type="spellStart"/>
-      <w:r>
-        <w:t>codegen</w:t>
-      </w:r>
-      <w:proofErr w:type="spellEnd"/>
-      <w:r>
-        <w:t xml:space="preserve"> </w:t>
+        <w:t xml:space="preserve">npx playwright codegen </w:t>
       </w:r>
       <w:hyperlink r:id="rId5" w:history="1">
         <w:r>
@@ -132,6 +99,13 @@
       </w:hyperlink>
       <w:r>
         <w:t xml:space="preserve"> </w:t>
+      </w:r>
+    </w:p>
+    <w:p/>
+    <w:p/>
+    <w:p>
+      <w:r>
+        <w:t>npx playwright test --ui</w:t>
       </w:r>
     </w:p>
     <w:sectPr>

--- a/tuto.docx
+++ b/tuto.docx
@@ -28,8 +28,13 @@
           <w:numId w:val="1"/>
         </w:numPr>
       </w:pPr>
-      <w:r>
-        <w:t xml:space="preserve">npx playwright test </w:t>
+      <w:proofErr w:type="spellStart"/>
+      <w:r>
+        <w:t>npx</w:t>
+      </w:r>
+      <w:proofErr w:type="spellEnd"/>
+      <w:r>
+        <w:t xml:space="preserve"> playwright test </w:t>
       </w:r>
       <w:r>
         <w:t>–</w:t>
@@ -51,8 +56,13 @@
           <w:numId w:val="1"/>
         </w:numPr>
       </w:pPr>
-      <w:r>
-        <w:t>npx playwright show-report</w:t>
+      <w:proofErr w:type="spellStart"/>
+      <w:r>
+        <w:t>npx</w:t>
+      </w:r>
+      <w:proofErr w:type="spellEnd"/>
+      <w:r>
+        <w:t xml:space="preserve"> playwright show-report</w:t>
       </w:r>
     </w:p>
     <w:p/>
@@ -66,13 +76,23 @@
           <w:color w:val="EE0000"/>
         </w:rPr>
       </w:pPr>
+      <w:proofErr w:type="spellStart"/>
       <w:r>
         <w:rPr>
           <w:b/>
           <w:bCs/>
           <w:color w:val="EE0000"/>
         </w:rPr>
-        <w:t>codegen with playwright</w:t>
+        <w:t>codegen</w:t>
+      </w:r>
+      <w:proofErr w:type="spellEnd"/>
+      <w:r>
+        <w:rPr>
+          <w:b/>
+          <w:bCs/>
+          <w:color w:val="EE0000"/>
+        </w:rPr>
+        <w:t xml:space="preserve"> with playwright</w:t>
       </w:r>
     </w:p>
     <w:p>
@@ -86,8 +106,21 @@
       </w:pPr>
     </w:p>
     <w:p>
-      <w:r>
-        <w:t xml:space="preserve">npx playwright codegen </w:t>
+      <w:proofErr w:type="spellStart"/>
+      <w:r>
+        <w:t>npx</w:t>
+      </w:r>
+      <w:proofErr w:type="spellEnd"/>
+      <w:r>
+        <w:t xml:space="preserve"> playwright </w:t>
+      </w:r>
+      <w:proofErr w:type="spellStart"/>
+      <w:r>
+        <w:t>codegen</w:t>
+      </w:r>
+      <w:proofErr w:type="spellEnd"/>
+      <w:r>
+        <w:t xml:space="preserve"> </w:t>
       </w:r>
       <w:hyperlink r:id="rId5" w:history="1">
         <w:r>
@@ -104,10 +137,52 @@
     <w:p/>
     <w:p/>
     <w:p>
-      <w:r>
-        <w:t>npx playwright test --ui</w:t>
-      </w:r>
+      <w:proofErr w:type="spellStart"/>
+      <w:r>
+        <w:t>npx</w:t>
+      </w:r>
+      <w:proofErr w:type="spellEnd"/>
+      <w:r>
+        <w:t xml:space="preserve"> playwright test </w:t>
+      </w:r>
+      <w:r>
+        <w:t>–</w:t>
+      </w:r>
+      <w:proofErr w:type="spellStart"/>
+      <w:r>
+        <w:t>ui</w:t>
+      </w:r>
+      <w:proofErr w:type="spellEnd"/>
     </w:p>
+    <w:p/>
+    <w:p>
+      <w:pPr>
+        <w:jc w:val="center"/>
+        <w:rPr>
+          <w:b/>
+          <w:bCs/>
+          <w:color w:val="EE0000"/>
+        </w:rPr>
+      </w:pPr>
+      <w:r>
+        <w:rPr>
+          <w:b/>
+          <w:bCs/>
+          <w:color w:val="EE0000"/>
+        </w:rPr>
+        <w:t>Setting page &amp; Hooks</w:t>
+      </w:r>
+    </w:p>
+    <w:p>
+      <w:pPr>
+        <w:rPr>
+          <w:b/>
+          <w:bCs/>
+          <w:color w:val="EE0000"/>
+        </w:rPr>
+      </w:pPr>
+    </w:p>
+    <w:p/>
     <w:sectPr>
       <w:pgSz w:w="11906" w:h="16838"/>
       <w:pgMar w:top="1440" w:right="1440" w:bottom="1440" w:left="1440" w:header="708" w:footer="708" w:gutter="0"/>
@@ -638,6 +713,7 @@
   <w:style w:type="paragraph" w:default="1" w:styleId="Normal">
     <w:name w:val="Normal"/>
     <w:qFormat/>
+    <w:rsid w:val="00D86647"/>
   </w:style>
   <w:style w:type="paragraph" w:styleId="Heading1">
     <w:name w:val="heading 1"/>

--- a/tuto.docx
+++ b/tuto.docx
@@ -173,6 +173,57 @@
         <w:t>Setting page &amp; Hooks</w:t>
       </w:r>
     </w:p>
+    <w:p>
+      <w:pPr>
+        <w:jc w:val="center"/>
+        <w:rPr>
+          <w:b/>
+          <w:bCs/>
+          <w:color w:val="EE0000"/>
+        </w:rPr>
+      </w:pPr>
+    </w:p>
+    <w:p>
+      <w:r>
+        <w:t xml:space="preserve">In </w:t>
+      </w:r>
+      <w:r>
+        <w:rPr>
+          <w:b/>
+          <w:bCs/>
+        </w:rPr>
+        <w:t>Playwright Test</w:t>
+      </w:r>
+      <w:r>
+        <w:t xml:space="preserve">, </w:t>
+      </w:r>
+      <w:proofErr w:type="spellStart"/>
+      <w:proofErr w:type="gramStart"/>
+      <w:r>
+        <w:t>test.describe</w:t>
+      </w:r>
+      <w:proofErr w:type="spellEnd"/>
+      <w:proofErr w:type="gramEnd"/>
+      <w:r>
+        <w:t xml:space="preserve">() is used to </w:t>
+      </w:r>
+      <w:r>
+        <w:rPr>
+          <w:b/>
+          <w:bCs/>
+        </w:rPr>
+        <w:t>group related tests together</w:t>
+      </w:r>
+      <w:r>
+        <w:t xml:space="preserve"> into a logical block.</w:t>
+      </w:r>
+    </w:p>
+    <w:p>
+      <w:r>
+        <w:t>Think of it like a “folder” for tests inside your test file.</w:t>
+      </w:r>
+    </w:p>
+    <w:p/>
     <w:p>
       <w:pPr>
         <w:rPr>
@@ -917,7 +968,6 @@
   <w:style w:type="character" w:default="1" w:styleId="DefaultParagraphFont">
     <w:name w:val="Default Paragraph Font"/>
     <w:uiPriority w:val="1"/>
-    <w:semiHidden/>
     <w:unhideWhenUsed/>
   </w:style>
   <w:style w:type="table" w:default="1" w:styleId="TableNormal">
